--- a/docs/revision_R2/Supplementary_File_2_SRQR_COREQ_revised.docx
+++ b/docs/revision_R2/Supplementary_File_2_SRQR_COREQ_revised.docx
@@ -290,7 +290,14 @@
               </w:rPr>
               <w:t>Abstract</w:t>
               <w:br/>
-              <w:t>To be completed against the full Abstract.</w:t>
+            </w:r>
+            <w:r>
+              <w:rPr>
+                <w:rFonts w:ascii="Times New Roman" w:hAnsi="Times New Roman"/>
+                <w:color w:val="000000"/>
+                <w:sz w:val="21"/>
+              </w:rPr>
+              <w:t>Structured abstract reporting background, aim, design, setting and participants, methods, findings and conclusions.</w:t>
             </w:r>
           </w:p>
         </w:tc>
@@ -914,7 +921,7 @@
                 <w:color w:val="000000"/>
                 <w:sz w:val="21"/>
               </w:rPr>
-              <w:t xml:space="preserve"> Confidentiality exceptions in the approved consent documents: author to confirm.</w:t>
+              <w:t xml:space="preserve"> The approved consent documents specified no exceptions to confidentiality.</w:t>
             </w:r>
           </w:p>
         </w:tc>
@@ -1185,7 +1192,7 @@
                 <w:color w:val="000000"/>
                 <w:sz w:val="21"/>
               </w:rPr>
-              <w:t>23 unit-level nurse managers across six hospitals and six unit types. Interview language, format and duration are reported. Accounts are classified by whether a qualifying incident was described (2.7); the number in each category, the indicators referred to and whether these addressed the concerns are to be reported in Results from the transcripts. The full participant-characteristics table remains to be checked.</w:t>
+              <w:t>23 unit-level nurse managers across six hospitals and six unit types. Interview language, format and duration are reported. Accounts are classified by whether a qualifying incident was described (2.7): 19 qualifying incidents, 2 concerns in other circumstances and 2 accounts of usual practice. Indicators referred to, and whether they addressed the concerns, are reported. Participant characteristics are reported in Table 1.</w:t>
             </w:r>
           </w:p>
         </w:tc>
@@ -1280,7 +1287,7 @@
                 <w:color w:val="000000"/>
                 <w:sz w:val="21"/>
               </w:rPr>
-              <w:t>Domestic verbatim transcription, verification against recordings, de-identification, encrypted storage of research files in Saudi Arabia and checking of translated quotations are described. Audio was deleted after verification and de-identification, with dates recorded in the audit trail. Retention arrangements for consent forms, the identification key, contact details and transcriptionist copies: author to confirm (Supplementary File 3, Table S3.6).</w:t>
+              <w:t>Domestic verbatim transcription, verification against recordings, de-identification, encrypted storage of research files in Saudi Arabia and checking of translated quotations are described. Audio was deleted after verification and de-identification, with dates recorded in the audit trail. Retention and destruction of consent forms, the identification key, contact details and transcriptionist copies are specified (Supplementary File 3, Table S3.6).</w:t>
             </w:r>
           </w:p>
         </w:tc>
@@ -1559,7 +1566,7 @@
                 <w:color w:val="000000"/>
                 <w:sz w:val="21"/>
               </w:rPr>
-              <w:t>To be completed against the interpretive findings. Any practice framework must be supported by the findings and described as untested (2.7).</w:t>
+              <w:t>Interpretive themes address the four objectives and are synthesised into a practice framework for assessing concerns alongside indicators, presented as untested (2.7; Discussion).</w:t>
             </w:r>
           </w:p>
         </w:tc>
@@ -1647,7 +1654,14 @@
               </w:rPr>
               <w:t>Links to empirical data</w:t>
               <w:br/>
-              <w:t>To be completed against the empirical quotations supporting the findings.</w:t>
+            </w:r>
+            <w:r>
+              <w:rPr>
+                <w:rFonts w:ascii="Times New Roman" w:hAnsi="Times New Roman"/>
+                <w:color w:val="000000"/>
+                <w:sz w:val="21"/>
+              </w:rPr>
+              <w:t>Themes are illustrated with quotations from across participants and hospitals, attributed by participant and hospital code.</w:t>
             </w:r>
           </w:p>
         </w:tc>
@@ -1735,7 +1749,14 @@
               </w:rPr>
               <w:t>Integration with prior work, implications, transferability and contribution</w:t>
               <w:br/>
-              <w:t>To be completed against the Discussion.</w:t>
+            </w:r>
+            <w:r>
+              <w:rPr>
+                <w:rFonts w:ascii="Times New Roman" w:hAnsi="Times New Roman"/>
+                <w:color w:val="000000"/>
+                <w:sz w:val="21"/>
+              </w:rPr>
+              <w:t>Findings are compared with research on soft intelligence, speaking up, nurse managers’ responses and indicator use; implications for quality meetings, follow-up and feedback are described; context is described to support transferability.</w:t>
             </w:r>
           </w:p>
         </w:tc>
@@ -1830,7 +1851,7 @@
                 <w:color w:val="000000"/>
                 <w:sz w:val="21"/>
               </w:rPr>
-              <w:t>Draft limitations text provided separately: evidence-focused framing of question D2, incident availability, retrospective self-report, single-region public-hospital setting, partial member-reflection response and untested framework. To be finalised in the Discussion.</w:t>
+              <w:t>Evidence-focused framing of question D2, incident availability (19 of 23 qualifying accounts), retrospective self-report, single-region public-hospital setting, partial member-reflection response and untested framework.</w:t>
             </w:r>
           </w:p>
         </w:tc>
@@ -1918,7 +1939,14 @@
               </w:rPr>
               <w:t>Conflicts of interest</w:t>
               <w:br/>
-              <w:t>To be completed against the conflict-of-interest declaration.</w:t>
+            </w:r>
+            <w:r>
+              <w:rPr>
+                <w:rFonts w:ascii="Times New Roman" w:hAnsi="Times New Roman"/>
+                <w:color w:val="000000"/>
+                <w:sz w:val="21"/>
+              </w:rPr>
+              <w:t>The authors declare no conflicts of interest.</w:t>
             </w:r>
           </w:p>
         </w:tc>
@@ -2006,7 +2034,14 @@
               </w:rPr>
               <w:t>Funding</w:t>
               <w:br/>
-              <w:t>To be completed against the funding declaration.</w:t>
+            </w:r>
+            <w:r>
+              <w:rPr>
+                <w:rFonts w:ascii="Times New Roman" w:hAnsi="Times New Roman"/>
+                <w:color w:val="000000"/>
+                <w:sz w:val="21"/>
+              </w:rPr>
+              <w:t>This research received no specific grant from any funding agency in the public, commercial or not-for-profit sectors.</w:t>
             </w:r>
           </w:p>
         </w:tc>
@@ -2477,7 +2512,14 @@
               </w:rPr>
               <w:t>Gender</w:t>
               <w:br/>
-              <w:t>Not reported; author completion required.</w:t>
+            </w:r>
+            <w:r>
+              <w:rPr>
+                <w:rFonts w:ascii="Times New Roman" w:hAnsi="Times New Roman"/>
+                <w:color w:val="000000"/>
+                <w:sz w:val="21"/>
+              </w:rPr>
+              <w:t>Male.</w:t>
             </w:r>
           </w:p>
         </w:tc>
@@ -2660,7 +2702,7 @@
                 <w:color w:val="000000"/>
                 <w:sz w:val="21"/>
               </w:rPr>
-              <w:t>No employment, supervisory, academic or evaluative relationship with participants. Prior personal acquaintance: author to confirm (2.8).</w:t>
+              <w:t>No employment, supervisory, academic or evaluative relationship with participants, and no prior personal acquaintance (2.8).</w:t>
             </w:r>
           </w:p>
         </w:tc>
@@ -3540,7 +3582,14 @@
               </w:rPr>
               <w:t>Description of sample</w:t>
               <w:br/>
-              <w:t>Hospital and unit-type distributions are reported. The full participant-characteristics table remains to be checked.</w:t>
+            </w:r>
+            <w:r>
+              <w:rPr>
+                <w:rFonts w:ascii="Times New Roman" w:hAnsi="Times New Roman"/>
+                <w:color w:val="000000"/>
+                <w:sz w:val="21"/>
+              </w:rPr>
+              <w:t>Hospital and unit-type distributions are reported in Methods; age, gender, nationality group, qualifications and experience in Table 1.</w:t>
             </w:r>
           </w:p>
         </w:tc>
@@ -4347,7 +4396,14 @@
               </w:rPr>
               <w:t>Description of the coding tree</w:t>
               <w:br/>
-              <w:t>Development and revision of the coding structure are described. The final thematic structure requires checking against the Results.</w:t>
+            </w:r>
+            <w:r>
+              <w:rPr>
+                <w:rFonts w:ascii="Times New Roman" w:hAnsi="Times New Roman"/>
+                <w:color w:val="000000"/>
+                <w:sz w:val="21"/>
+              </w:rPr>
+              <w:t>Development and revision of the coding structure are described; the final thematic structure is presented in Results.</w:t>
             </w:r>
           </w:p>
         </w:tc>
@@ -4699,7 +4755,14 @@
               </w:rPr>
               <w:t>Quotations presented</w:t>
               <w:br/>
-              <w:t>To be completed against the Results and supporting quotations.</w:t>
+            </w:r>
+            <w:r>
+              <w:rPr>
+                <w:rFonts w:ascii="Times New Roman" w:hAnsi="Times New Roman"/>
+                <w:color w:val="000000"/>
+                <w:sz w:val="21"/>
+              </w:rPr>
+              <w:t>Yes; quotations are identified by participant and hospital code (for example P07, H3).</w:t>
             </w:r>
           </w:p>
         </w:tc>
@@ -4787,7 +4850,14 @@
               </w:rPr>
               <w:t>Data and findings consistent</w:t>
               <w:br/>
-              <w:t>To be completed against the Results and supporting quotations.</w:t>
+            </w:r>
+            <w:r>
+              <w:rPr>
+                <w:rFonts w:ascii="Times New Roman" w:hAnsi="Times New Roman"/>
+                <w:color w:val="000000"/>
+                <w:sz w:val="21"/>
+              </w:rPr>
+              <w:t>Each interpretation is supported by quotations and by comparisons across participants and hospitals.</w:t>
             </w:r>
           </w:p>
         </w:tc>
@@ -4875,7 +4945,14 @@
               </w:rPr>
               <w:t>Clarity of major themes</w:t>
               <w:br/>
-              <w:t>To be completed against the Results and supporting quotations.</w:t>
+            </w:r>
+            <w:r>
+              <w:rPr>
+                <w:rFonts w:ascii="Times New Roman" w:hAnsi="Times New Roman"/>
+                <w:color w:val="000000"/>
+                <w:sz w:val="21"/>
+              </w:rPr>
+              <w:t>Major themes are presented under separate headings aligned with the study objectives.</w:t>
             </w:r>
           </w:p>
         </w:tc>
@@ -4963,7 +5040,14 @@
               </w:rPr>
               <w:t>Clarity of minor themes</w:t>
               <w:br/>
-              <w:t>To be completed against the Results and supporting quotations.</w:t>
+            </w:r>
+            <w:r>
+              <w:rPr>
+                <w:rFonts w:ascii="Times New Roman" w:hAnsi="Times New Roman"/>
+                <w:color w:val="000000"/>
+                <w:sz w:val="21"/>
+              </w:rPr>
+              <w:t>Variation, contrasting cases and less common patterns are described within and across themes.</w:t>
             </w:r>
           </w:p>
         </w:tc>
@@ -5058,6 +5142,7 @@
     </w:p>
     <w:sectPr>
       <w:footerReference w:type="default" r:id="rId9"/>
+      <w:headerReference w:type="default" r:id="rId10"/>
       <w:pgSz w:w="12240" w:h="15840"/>
       <w:pgMar w:top="1152" w:right="1440" w:bottom="1152" w:left="1440" w:header="504" w:footer="504" w:gutter="0"/>
       <w:cols w:space="720"/>
@@ -5083,6 +5168,24 @@
     <w:fldSimple w:instr="PAGE"/>
   </w:p>
 </w:ftr>
+</file>
+
+<file path=word/header1.xml><?xml version="1.0" encoding="utf-8"?>
+<w:hdr xmlns:m="http://schemas.openxmlformats.org/officeDocument/2006/math" xmlns:mc="http://schemas.openxmlformats.org/markup-compatibility/2006" xmlns:mo="http://schemas.microsoft.com/office/mac/office/2008/main" xmlns:mv="urn:schemas-microsoft-com:mac:vml" xmlns:o="urn:schemas-microsoft-com:office:office" xmlns:r="http://schemas.openxmlformats.org/officeDocument/2006/relationships" xmlns:v="urn:schemas-microsoft-com:vml" xmlns:w10="urn:schemas-microsoft-com:office:word" xmlns:w14="http://schemas.microsoft.com/office/word/2010/wordml" xmlns:w="http://schemas.openxmlformats.org/wordprocessingml/2006/main" xmlns:wne="http://schemas.microsoft.com/office/word/2006/wordml" xmlns:wp14="http://schemas.microsoft.com/office/word/2010/wordprocessingDrawing" xmlns:wp="http://schemas.openxmlformats.org/drawingml/2006/wordprocessingDrawing" xmlns:wpc="http://schemas.microsoft.com/office/word/2010/wordprocessingCanvas" xmlns:wpg="http://schemas.microsoft.com/office/word/2010/wordprocessingGroup" xmlns:wpi="http://schemas.microsoft.com/office/word/2010/wordprocessingInk" xmlns:wps="http://schemas.microsoft.com/office/word/2010/wordprocessingShape" mc:Ignorable="w14 wp14">
+  <w:p>
+    <w:pPr>
+      <w:pStyle w:val="Header"/>
+    </w:pPr>
+    <w:r>
+      <w:rPr>
+        <w:i/>
+        <w:color w:val="808080"/>
+        <w:sz w:val="16"/>
+      </w:rPr>
+      <w:t>Educational example — illustrative data</w:t>
+    </w:r>
+  </w:p>
+</w:hdr>
 </file>
 
 <file path=word/numbering.xml><?xml version="1.0" encoding="utf-8"?>
